--- a/registry/jobs/2026-07-24_211613_sparkfabrik-s-r-l_php-developer/application/cv.docx
+++ b/registry/jobs/2026-07-24_211613_sparkfabrik-s-r-l_php-developer/application/cv.docx
@@ -70,7 +70,7 @@
         <w:t xml:space="preserve">
 </w:t>
       </w:r>
-      <w:hyperlink w:history="1" r:id="rIdtglai9kipjb7ucfmxntz5">
+      <w:hyperlink w:history="1" r:id="rId7wh1qklpqtolzhnfsmdaj">
         <w:r>
           <w:rPr>
             <w:rFonts w:ascii="Aptos" w:cs="Aptos" w:eastAsia="Aptos" w:hAnsi="Aptos"/>
@@ -104,7 +104,7 @@
         <w:t xml:space="preserve">
 </w:t>
       </w:r>
-      <w:hyperlink w:history="1" r:id="rIdkayuwjyiglgfzwnoetso2">
+      <w:hyperlink w:history="1" r:id="rIdqlvwke5dyld8fahnmdobc">
         <w:r>
           <w:rPr>
             <w:rFonts w:ascii="Aptos" w:cs="Aptos" w:eastAsia="Aptos" w:hAnsi="Aptos"/>
@@ -127,7 +127,7 @@
         </w:rPr>
         <w:t xml:space="preserve"> | </w:t>
       </w:r>
-      <w:hyperlink w:history="1" r:id="rIdb8dmx1qs2tzcw6jbvhqh6">
+      <w:hyperlink w:history="1" r:id="rIdyty0ykarb1-iwbvicud9j">
         <w:r>
           <w:rPr>
             <w:rFonts w:ascii="Aptos" w:cs="Aptos" w:eastAsia="Aptos" w:hAnsi="Aptos"/>
@@ -175,7 +175,7 @@
           <w:szCs w:val="24"/>
           <w:rtl w:val="false"/>
         </w:rPr>
-        <w:t xml:space="preserve">Backend engineer with 15+ years of experience building production web platforms, APIs, automation systems, and distributed backend services across PHP and Go. Strong PHP background with Laravel and Symfony experience, complemented by cloud-native delivery work with AWS, Kubernetes, CI/CD, monitoring, and service reliability. Experienced in technical leadership, team mentoring, architecture decisions, performance optimization, and long-running enterprise-grade systems where quality, maintainability, and delivery discipline matter.</w:t>
+        <w:t xml:space="preserve">Backend engineer with 15+ years of experience building production web platforms, APIs, automation systems, and distributed backend services across PHP and Go. Strong PHP background with Laravel and Symfony experience, supported by recent cloud-native delivery work with AWS, Kubernetes, CI/CD, monitoring, and service reliability. Experienced in technical leadership, architecture decisions, performance optimization, and long-running systems where maintainability and delivery discipline matter.</w:t>
       </w:r>
     </w:p>
     <w:p>
@@ -510,28 +510,28 @@
           <w:szCs w:val="24"/>
           <w:rtl w:val="false"/>
         </w:rPr>
+        <w:t xml:space="preserve">MySQL</w:t>
+      </w:r>
+    </w:p>
+    <w:p>
+      <w:pPr>
+        <w:pStyle w:val="ListParagraph"/>
+        <w:numPr>
+          <w:ilvl w:val="0"/>
+          <w:numId w:val="1"/>
+        </w:numPr>
+        <w:bidi w:val="false"/>
+        <w:spacing w:after="60" w:before="60"/>
+      </w:pPr>
+      <w:r>
+        <w:rPr>
+          <w:rFonts w:ascii="Aptos" w:cs="Aptos" w:eastAsia="Aptos" w:hAnsi="Aptos"/>
+          <w:color w:val="000000"/>
+          <w:sz w:val="24"/>
+          <w:szCs w:val="24"/>
+          <w:rtl w:val="false"/>
+        </w:rPr>
         <w:t xml:space="preserve">PostgreSQL</w:t>
-      </w:r>
-    </w:p>
-    <w:p>
-      <w:pPr>
-        <w:pStyle w:val="ListParagraph"/>
-        <w:numPr>
-          <w:ilvl w:val="0"/>
-          <w:numId w:val="1"/>
-        </w:numPr>
-        <w:bidi w:val="false"/>
-        <w:spacing w:after="60" w:before="60"/>
-      </w:pPr>
-      <w:r>
-        <w:rPr>
-          <w:rFonts w:ascii="Aptos" w:cs="Aptos" w:eastAsia="Aptos" w:hAnsi="Aptos"/>
-          <w:color w:val="000000"/>
-          <w:sz w:val="24"/>
-          <w:szCs w:val="24"/>
-          <w:rtl w:val="false"/>
-        </w:rPr>
-        <w:t xml:space="preserve">MySQL</w:t>
       </w:r>
     </w:p>
     <w:p>
@@ -859,7 +859,7 @@
           <w:szCs w:val="24"/>
           <w:rtl w:val="false"/>
         </w:rPr>
-        <w:t xml:space="preserve">Collaborated with support operations, product, and engineering stakeholders to align backend automation with measurable operational needs.</w:t>
+        <w:t xml:space="preserve">Collaborated with support operations, product, and engineering stakeholders to align backend automation with operational needs.</w:t>
       </w:r>
     </w:p>
     <w:p>
@@ -1623,7 +1623,7 @@
           <w:szCs w:val="24"/>
           <w:rtl w:val="false"/>
         </w:rPr>
-        <w:t xml:space="preserve">Made key technical decisions and built deep expertise in email infrastructure, including DNS, DKIM, SPF, DMARC, and FBLs.</w:t>
+        <w:t xml:space="preserve">Made key technical decisions and built expertise in email infrastructure, including DNS, DKIM, SPF, DMARC, and FBLs.</w:t>
       </w:r>
     </w:p>
     <w:p>
@@ -1699,21 +1699,21 @@
     </w:p>
     <w:p>
       <w:pPr>
-        <w:pStyle w:val="3"/>
-        <w:pStyle w:val="Heading3"/>
+        <w:pStyle w:val="2"/>
+        <w:pStyle w:val="Heading2"/>
         <w:bidi w:val="false"/>
         <w:spacing w:after="120" w:before="240"/>
       </w:pPr>
-      <w:bookmarkStart w:name="_Toc_Aurum_Software_10" w:id="1"/>
-      <w:r>
-        <w:rPr>
-          <w:rFonts w:ascii="Aptos" w:cs="Aptos" w:eastAsia="Aptos" w:hAnsi="Aptos"/>
-          <w:color w:val="000000"/>
-          <w:sz w:val="24"/>
-          <w:szCs w:val="24"/>
-          <w:rtl w:val="false"/>
-        </w:rPr>
-        <w:t xml:space="preserve">Aurum Software</w:t>
+      <w:bookmarkStart w:name="_Toc_Education_10" w:id="1"/>
+      <w:r>
+        <w:rPr>
+          <w:rFonts w:ascii="Aptos" w:cs="Aptos" w:eastAsia="Aptos" w:hAnsi="Aptos"/>
+          <w:color w:val="000000"/>
+          <w:sz w:val="28"/>
+          <w:szCs w:val="28"/>
+          <w:rtl w:val="false"/>
+        </w:rPr>
+        <w:t xml:space="preserve">Education</w:t>
       </w:r>
       <w:bookmarkEnd w:id="1"/>
     </w:p>
@@ -1733,7 +1733,7 @@
           <w:szCs w:val="24"/>
           <w:rtl w:val="false"/>
         </w:rPr>
-        <w:t xml:space="preserve">Senior Software Developer</w:t>
+        <w:t xml:space="preserve">MSc in Computer Science</w:t>
       </w:r>
       <w:r>
         <w:rPr>
@@ -1754,180 +1754,7 @@
           <w:szCs w:val="24"/>
           <w:rtl w:val="false"/>
         </w:rPr>
-        <w:t xml:space="preserve">November 2015 - November 2016</w:t>
-      </w:r>
-    </w:p>
-    <w:p>
-      <w:pPr>
-        <w:pStyle w:val="ListParagraph"/>
-        <w:numPr>
-          <w:ilvl w:val="0"/>
-          <w:numId w:val="1"/>
-        </w:numPr>
-        <w:bidi w:val="false"/>
-        <w:spacing w:after="60" w:before="60"/>
-      </w:pPr>
-      <w:r>
-        <w:rPr>
-          <w:rFonts w:ascii="Aptos" w:cs="Aptos" w:eastAsia="Aptos" w:hAnsi="Aptos"/>
-          <w:color w:val="000000"/>
-          <w:sz w:val="24"/>
-          <w:szCs w:val="24"/>
-          <w:rtl w:val="false"/>
-        </w:rPr>
-        <w:t xml:space="preserve">Identified application issues and provided recommendations for resolution to improve performance and reliability.</w:t>
-      </w:r>
-    </w:p>
-    <w:p>
-      <w:pPr>
-        <w:pStyle w:val="ListParagraph"/>
-        <w:numPr>
-          <w:ilvl w:val="0"/>
-          <w:numId w:val="1"/>
-        </w:numPr>
-        <w:bidi w:val="false"/>
-        <w:spacing w:after="60" w:before="60"/>
-      </w:pPr>
-      <w:r>
-        <w:rPr>
-          <w:rFonts w:ascii="Aptos" w:cs="Aptos" w:eastAsia="Aptos" w:hAnsi="Aptos"/>
-          <w:color w:val="000000"/>
-          <w:sz w:val="24"/>
-          <w:szCs w:val="24"/>
-          <w:rtl w:val="false"/>
-        </w:rPr>
-        <w:t xml:space="preserve">Normalized database tables and performed extensive query optimization.</w:t>
-      </w:r>
-    </w:p>
-    <w:p>
-      <w:pPr>
-        <w:pStyle w:val="ListParagraph"/>
-        <w:numPr>
-          <w:ilvl w:val="0"/>
-          <w:numId w:val="1"/>
-        </w:numPr>
-        <w:bidi w:val="false"/>
-        <w:spacing w:after="60" w:before="60"/>
-      </w:pPr>
-      <w:r>
-        <w:rPr>
-          <w:rFonts w:ascii="Aptos" w:cs="Aptos" w:eastAsia="Aptos" w:hAnsi="Aptos"/>
-          <w:color w:val="000000"/>
-          <w:sz w:val="24"/>
-          <w:szCs w:val="24"/>
-          <w:rtl w:val="false"/>
-        </w:rPr>
-        <w:t xml:space="preserve">Implemented analytical and legal document reporting systems.</w:t>
-      </w:r>
-    </w:p>
-    <w:p>
-      <w:pPr>
-        <w:pStyle w:val="ListParagraph"/>
-        <w:numPr>
-          <w:ilvl w:val="0"/>
-          <w:numId w:val="1"/>
-        </w:numPr>
-        <w:bidi w:val="false"/>
-        <w:spacing w:after="60" w:before="60"/>
-      </w:pPr>
-      <w:r>
-        <w:rPr>
-          <w:rFonts w:ascii="Aptos" w:cs="Aptos" w:eastAsia="Aptos" w:hAnsi="Aptos"/>
-          <w:color w:val="000000"/>
-          <w:sz w:val="24"/>
-          <w:szCs w:val="24"/>
-          <w:rtl w:val="false"/>
-        </w:rPr>
-        <w:t xml:space="preserve">Developed integrations and backend functionality for cloud-connected products and planning tools.</w:t>
-      </w:r>
-    </w:p>
-    <w:p>
-      <w:pPr>
-        <w:pStyle w:val="ListParagraph"/>
-        <w:numPr>
-          <w:ilvl w:val="0"/>
-          <w:numId w:val="1"/>
-        </w:numPr>
-        <w:bidi w:val="false"/>
-        <w:spacing w:after="60" w:before="60"/>
-      </w:pPr>
-      <w:r>
-        <w:rPr>
-          <w:rFonts w:ascii="Aptos" w:cs="Aptos" w:eastAsia="Aptos" w:hAnsi="Aptos"/>
-          <w:color w:val="000000"/>
-          <w:sz w:val="24"/>
-          <w:szCs w:val="24"/>
-          <w:rtl w:val="false"/>
-        </w:rPr>
-        <w:t xml:space="preserve">Increased unit-test coverage and performed code reviews for team members.</w:t>
-      </w:r>
-    </w:p>
-    <w:p>
-      <w:pPr>
-        <w:bidi w:val="false"/>
-        <w:spacing w:after="120" w:before="120" w:line="259.20000000000005"/>
-        <w:jc w:val="left"/>
-      </w:pPr>
-      <w:r>
-        <w:rPr>
-          <w:rFonts w:ascii="Aptos" w:cs="Aptos" w:eastAsia="Aptos" w:hAnsi="Aptos"/>
-          <w:b/>
-          <w:bCs/>
-          <w:color w:val="000000"/>
-          <w:sz w:val="24"/>
-          <w:szCs w:val="24"/>
-          <w:rtl w:val="false"/>
-        </w:rPr>
-        <w:t xml:space="preserve">Relevant skills:</w:t>
-      </w:r>
-      <w:r>
-        <w:rPr>
-          <w:rFonts w:ascii="Aptos" w:cs="Aptos" w:eastAsia="Aptos" w:hAnsi="Aptos"/>
-          <w:color w:val="000000"/>
-          <w:sz w:val="24"/>
-          <w:szCs w:val="24"/>
-          <w:rtl w:val="false"/>
-        </w:rPr>
-        <w:t xml:space="preserve"> PHP, PostgreSQL, REST APIs, query optimization, testing, code review.</w:t>
-      </w:r>
-    </w:p>
-    <w:p>
-      <w:pPr>
-        <w:pStyle w:val="3"/>
-        <w:pStyle w:val="Heading3"/>
-        <w:bidi w:val="false"/>
-        <w:spacing w:after="120" w:before="240"/>
-      </w:pPr>
-      <w:bookmarkStart w:name="_Toc_Upwork_Freelance_11" w:id="1"/>
-      <w:r>
-        <w:rPr>
-          <w:rFonts w:ascii="Aptos" w:cs="Aptos" w:eastAsia="Aptos" w:hAnsi="Aptos"/>
-          <w:color w:val="000000"/>
-          <w:sz w:val="24"/>
-          <w:szCs w:val="24"/>
-          <w:rtl w:val="false"/>
-        </w:rPr>
-        <w:t xml:space="preserve">Upwork Freelance</w:t>
-      </w:r>
-      <w:bookmarkEnd w:id="1"/>
-    </w:p>
-    <w:p>
-      <w:pPr>
-        <w:bidi w:val="false"/>
-        <w:spacing w:after="120" w:before="120" w:line="259.20000000000005"/>
-        <w:jc w:val="left"/>
-      </w:pPr>
-      <w:r>
-        <w:rPr>
-          <w:rFonts w:ascii="Aptos" w:cs="Aptos" w:eastAsia="Aptos" w:hAnsi="Aptos"/>
-          <w:b/>
-          <w:bCs/>
-          <w:color w:val="000000"/>
-          <w:sz w:val="24"/>
-          <w:szCs w:val="24"/>
-          <w:rtl w:val="false"/>
-        </w:rPr>
-        <w:t xml:space="preserve">Software Developer</w:t>
+        <w:t xml:space="preserve">National Technical University, Kharkiv, Ukraine</w:t>
       </w:r>
       <w:r>
         <w:rPr>
@@ -1948,314 +1775,7 @@
           <w:szCs w:val="24"/>
           <w:rtl w:val="false"/>
         </w:rPr>
-        <w:t xml:space="preserve">July 2008 - September 2016</w:t>
-      </w:r>
-    </w:p>
-    <w:p>
-      <w:pPr>
-        <w:pStyle w:val="ListParagraph"/>
-        <w:numPr>
-          <w:ilvl w:val="0"/>
-          <w:numId w:val="1"/>
-        </w:numPr>
-        <w:bidi w:val="false"/>
-        <w:spacing w:after="60" w:before="60"/>
-      </w:pPr>
-      <w:r>
-        <w:rPr>
-          <w:rFonts w:ascii="Aptos" w:cs="Aptos" w:eastAsia="Aptos" w:hAnsi="Aptos"/>
-          <w:color w:val="000000"/>
-          <w:sz w:val="24"/>
-          <w:szCs w:val="24"/>
-          <w:rtl w:val="false"/>
-        </w:rPr>
-        <w:t xml:space="preserve">Delivered server-side application development, integrations, code reviews, and backend maintenance for varied client projects.</w:t>
-      </w:r>
-    </w:p>
-    <w:p>
-      <w:pPr>
-        <w:pStyle w:val="ListParagraph"/>
-        <w:numPr>
-          <w:ilvl w:val="0"/>
-          <w:numId w:val="1"/>
-        </w:numPr>
-        <w:bidi w:val="false"/>
-        <w:spacing w:after="60" w:before="60"/>
-      </w:pPr>
-      <w:r>
-        <w:rPr>
-          <w:rFonts w:ascii="Aptos" w:cs="Aptos" w:eastAsia="Aptos" w:hAnsi="Aptos"/>
-          <w:color w:val="000000"/>
-          <w:sz w:val="24"/>
-          <w:szCs w:val="24"/>
-          <w:rtl w:val="false"/>
-        </w:rPr>
-        <w:t xml:space="preserve">Integrated bank payment systems and other external services into production applications.</w:t>
-      </w:r>
-    </w:p>
-    <w:p>
-      <w:pPr>
-        <w:pStyle w:val="ListParagraph"/>
-        <w:numPr>
-          <w:ilvl w:val="0"/>
-          <w:numId w:val="1"/>
-        </w:numPr>
-        <w:bidi w:val="false"/>
-        <w:spacing w:after="60" w:before="60"/>
-      </w:pPr>
-      <w:r>
-        <w:rPr>
-          <w:rFonts w:ascii="Aptos" w:cs="Aptos" w:eastAsia="Aptos" w:hAnsi="Aptos"/>
-          <w:color w:val="000000"/>
-          <w:sz w:val="24"/>
-          <w:szCs w:val="24"/>
-          <w:rtl w:val="false"/>
-        </w:rPr>
-        <w:t xml:space="preserve">Created automation tools and scripts that streamlined routine operational tasks.</w:t>
-      </w:r>
-    </w:p>
-    <w:p>
-      <w:pPr>
-        <w:pStyle w:val="ListParagraph"/>
-        <w:numPr>
-          <w:ilvl w:val="0"/>
-          <w:numId w:val="1"/>
-        </w:numPr>
-        <w:bidi w:val="false"/>
-        <w:spacing w:after="60" w:before="60"/>
-      </w:pPr>
-      <w:r>
-        <w:rPr>
-          <w:rFonts w:ascii="Aptos" w:cs="Aptos" w:eastAsia="Aptos" w:hAnsi="Aptos"/>
-          <w:color w:val="000000"/>
-          <w:sz w:val="24"/>
-          <w:szCs w:val="24"/>
-          <w:rtl w:val="false"/>
-        </w:rPr>
-        <w:t xml:space="preserve">Improved application performance through code profiling, analysis, and optimization.</w:t>
-      </w:r>
-    </w:p>
-    <w:p>
-      <w:pPr>
-        <w:pStyle w:val="ListParagraph"/>
-        <w:numPr>
-          <w:ilvl w:val="0"/>
-          <w:numId w:val="1"/>
-        </w:numPr>
-        <w:bidi w:val="false"/>
-        <w:spacing w:after="60" w:before="60"/>
-      </w:pPr>
-      <w:r>
-        <w:rPr>
-          <w:rFonts w:ascii="Aptos" w:cs="Aptos" w:eastAsia="Aptos" w:hAnsi="Aptos"/>
-          <w:color w:val="000000"/>
-          <w:sz w:val="24"/>
-          <w:szCs w:val="24"/>
-          <w:rtl w:val="false"/>
-        </w:rPr>
-        <w:t xml:space="preserve">Applied careful testing practices to improve reliability and maintainability.</w:t>
-      </w:r>
-    </w:p>
-    <w:p>
-      <w:pPr>
-        <w:bidi w:val="false"/>
-        <w:spacing w:after="120" w:before="120" w:line="259.20000000000005"/>
-        <w:jc w:val="left"/>
-      </w:pPr>
-      <w:r>
-        <w:rPr>
-          <w:rFonts w:ascii="Aptos" w:cs="Aptos" w:eastAsia="Aptos" w:hAnsi="Aptos"/>
-          <w:b/>
-          <w:bCs/>
-          <w:color w:val="000000"/>
-          <w:sz w:val="24"/>
-          <w:szCs w:val="24"/>
-          <w:rtl w:val="false"/>
-        </w:rPr>
-        <w:t xml:space="preserve">Relevant skills:</w:t>
-      </w:r>
-      <w:r>
-        <w:rPr>
-          <w:rFonts w:ascii="Aptos" w:cs="Aptos" w:eastAsia="Aptos" w:hAnsi="Aptos"/>
-          <w:color w:val="000000"/>
-          <w:sz w:val="24"/>
-          <w:szCs w:val="24"/>
-          <w:rtl w:val="false"/>
-        </w:rPr>
-        <w:t xml:space="preserve"> PHP, backend development, integrations, automation, performance optimization, testing.</w:t>
-      </w:r>
-    </w:p>
-    <w:p>
-      <w:pPr>
-        <w:pStyle w:val="3"/>
-        <w:pStyle w:val="Heading3"/>
-        <w:bidi w:val="false"/>
-        <w:spacing w:after="120" w:before="240"/>
-      </w:pPr>
-      <w:bookmarkStart w:name="_Toc_CoinsBank_bitx_12" w:id="1"/>
-      <w:r>
-        <w:rPr>
-          <w:rFonts w:ascii="Aptos" w:cs="Aptos" w:eastAsia="Aptos" w:hAnsi="Aptos"/>
-          <w:color w:val="000000"/>
-          <w:sz w:val="24"/>
-          <w:szCs w:val="24"/>
-          <w:rtl w:val="false"/>
-        </w:rPr>
-        <w:t xml:space="preserve">CoinsBank / bit-x</w:t>
-      </w:r>
-      <w:bookmarkEnd w:id="1"/>
-    </w:p>
-    <w:p>
-      <w:pPr>
-        <w:bidi w:val="false"/>
-        <w:spacing w:after="120" w:before="120" w:line="259.20000000000005"/>
-        <w:jc w:val="left"/>
-      </w:pPr>
-      <w:r>
-        <w:rPr>
-          <w:rFonts w:ascii="Aptos" w:cs="Aptos" w:eastAsia="Aptos" w:hAnsi="Aptos"/>
-          <w:b/>
-          <w:bCs/>
-          <w:color w:val="000000"/>
-          <w:sz w:val="24"/>
-          <w:szCs w:val="24"/>
-          <w:rtl w:val="false"/>
-        </w:rPr>
-        <w:t xml:space="preserve">Senior Software Developer</w:t>
-      </w:r>
-      <w:r>
-        <w:rPr>
-          <w:rFonts w:ascii="Aptos" w:cs="Aptos" w:eastAsia="Aptos" w:hAnsi="Aptos"/>
-          <w:color w:val="000000"/>
-          <w:sz w:val="24"/>
-          <w:szCs w:val="24"/>
-          <w:rtl w:val="false"/>
-        </w:rPr>
-        <w:t xml:space="preserve">
-</w:t>
-      </w:r>
-      <w:r>
-        <w:rPr>
-          <w:rFonts w:ascii="Aptos" w:cs="Aptos" w:eastAsia="Aptos" w:hAnsi="Aptos"/>
-          <w:color w:val="000000"/>
-          <w:sz w:val="24"/>
-          <w:szCs w:val="24"/>
-          <w:rtl w:val="false"/>
-        </w:rPr>
-        <w:t xml:space="preserve">January 2014 - November 2015</w:t>
-      </w:r>
-    </w:p>
-    <w:p>
-      <w:pPr>
-        <w:pStyle w:val="ListParagraph"/>
-        <w:numPr>
-          <w:ilvl w:val="0"/>
-          <w:numId w:val="1"/>
-        </w:numPr>
-        <w:bidi w:val="false"/>
-        <w:spacing w:after="60" w:before="60"/>
-      </w:pPr>
-      <w:r>
-        <w:rPr>
-          <w:rFonts w:ascii="Aptos" w:cs="Aptos" w:eastAsia="Aptos" w:hAnsi="Aptos"/>
-          <w:color w:val="000000"/>
-          <w:sz w:val="24"/>
-          <w:szCs w:val="24"/>
-          <w:rtl w:val="false"/>
-        </w:rPr>
-        <w:t xml:space="preserve">Designed and implemented new features in the exchange core component for fiat money workflows.</w:t>
-      </w:r>
-    </w:p>
-    <w:p>
-      <w:pPr>
-        <w:pStyle w:val="ListParagraph"/>
-        <w:numPr>
-          <w:ilvl w:val="0"/>
-          <w:numId w:val="1"/>
-        </w:numPr>
-        <w:bidi w:val="false"/>
-        <w:spacing w:after="60" w:before="60"/>
-      </w:pPr>
-      <w:r>
-        <w:rPr>
-          <w:rFonts w:ascii="Aptos" w:cs="Aptos" w:eastAsia="Aptos" w:hAnsi="Aptos"/>
-          <w:color w:val="000000"/>
-          <w:sz w:val="24"/>
-          <w:szCs w:val="24"/>
-          <w:rtl w:val="false"/>
-        </w:rPr>
-        <w:t xml:space="preserve">Developed integrations with Stripe, PayPal, and Skrill payment gateway providers.</w:t>
-      </w:r>
-    </w:p>
-    <w:p>
-      <w:pPr>
-        <w:pStyle w:val="ListParagraph"/>
-        <w:numPr>
-          <w:ilvl w:val="0"/>
-          <w:numId w:val="1"/>
-        </w:numPr>
-        <w:bidi w:val="false"/>
-        <w:spacing w:after="60" w:before="60"/>
-      </w:pPr>
-      <w:r>
-        <w:rPr>
-          <w:rFonts w:ascii="Aptos" w:cs="Aptos" w:eastAsia="Aptos" w:hAnsi="Aptos"/>
-          <w:color w:val="000000"/>
-          <w:sz w:val="24"/>
-          <w:szCs w:val="24"/>
-          <w:rtl w:val="false"/>
-        </w:rPr>
-        <w:t xml:space="preserve">Introduced an event-based real-time notification system.</w:t>
-      </w:r>
-    </w:p>
-    <w:p>
-      <w:pPr>
-        <w:pStyle w:val="ListParagraph"/>
-        <w:numPr>
-          <w:ilvl w:val="0"/>
-          <w:numId w:val="1"/>
-        </w:numPr>
-        <w:bidi w:val="false"/>
-        <w:spacing w:after="60" w:before="60"/>
-      </w:pPr>
-      <w:r>
-        <w:rPr>
-          <w:rFonts w:ascii="Aptos" w:cs="Aptos" w:eastAsia="Aptos" w:hAnsi="Aptos"/>
-          <w:color w:val="000000"/>
-          <w:sz w:val="24"/>
-          <w:szCs w:val="24"/>
-          <w:rtl w:val="false"/>
-        </w:rPr>
-        <w:t xml:space="preserve">Optimized service performance through code profiling and backend improvements.</w:t>
-      </w:r>
-    </w:p>
-    <w:p>
-      <w:pPr>
-        <w:bidi w:val="false"/>
-        <w:spacing w:after="120" w:before="120" w:line="259.20000000000005"/>
-        <w:jc w:val="left"/>
-      </w:pPr>
-      <w:r>
-        <w:rPr>
-          <w:rFonts w:ascii="Aptos" w:cs="Aptos" w:eastAsia="Aptos" w:hAnsi="Aptos"/>
-          <w:b/>
-          <w:bCs/>
-          <w:color w:val="000000"/>
-          <w:sz w:val="24"/>
-          <w:szCs w:val="24"/>
-          <w:rtl w:val="false"/>
-        </w:rPr>
-        <w:t xml:space="preserve">Relevant skills:</w:t>
-      </w:r>
-      <w:r>
-        <w:rPr>
-          <w:rFonts w:ascii="Aptos" w:cs="Aptos" w:eastAsia="Aptos" w:hAnsi="Aptos"/>
-          <w:color w:val="000000"/>
-          <w:sz w:val="24"/>
-          <w:szCs w:val="24"/>
-          <w:rtl w:val="false"/>
-        </w:rPr>
-        <w:t xml:space="preserve"> PHP, Symfony2, Yii2, PostgreSQL, Riak, AngularJS, Bootstrap, payment integrations, real-time notifications.</w:t>
+        <w:t xml:space="preserve">2003 - 2008</w:t>
       </w:r>
     </w:p>
     <w:p>
@@ -2265,88 +1785,7 @@
         <w:bidi w:val="false"/>
         <w:spacing w:after="120" w:before="240"/>
       </w:pPr>
-      <w:bookmarkStart w:name="_Toc_Education_13" w:id="1"/>
-      <w:r>
-        <w:rPr>
-          <w:rFonts w:ascii="Aptos" w:cs="Aptos" w:eastAsia="Aptos" w:hAnsi="Aptos"/>
-          <w:color w:val="000000"/>
-          <w:sz w:val="28"/>
-          <w:szCs w:val="28"/>
-          <w:rtl w:val="false"/>
-        </w:rPr>
-        <w:t xml:space="preserve">Education</w:t>
-      </w:r>
-      <w:bookmarkEnd w:id="1"/>
-    </w:p>
-    <w:p>
-      <w:pPr>
-        <w:bidi w:val="false"/>
-        <w:spacing w:after="120" w:before="120" w:line="259.20000000000005"/>
-        <w:jc w:val="left"/>
-      </w:pPr>
-      <w:r>
-        <w:rPr>
-          <w:rFonts w:ascii="Aptos" w:cs="Aptos" w:eastAsia="Aptos" w:hAnsi="Aptos"/>
-          <w:b/>
-          <w:bCs/>
-          <w:color w:val="000000"/>
-          <w:sz w:val="24"/>
-          <w:szCs w:val="24"/>
-          <w:rtl w:val="false"/>
-        </w:rPr>
-        <w:t xml:space="preserve">MSc in Computer Science</w:t>
-      </w:r>
-      <w:r>
-        <w:rPr>
-          <w:rFonts w:ascii="Aptos" w:cs="Aptos" w:eastAsia="Aptos" w:hAnsi="Aptos"/>
-          <w:color w:val="000000"/>
-          <w:sz w:val="24"/>
-          <w:szCs w:val="24"/>
-          <w:rtl w:val="false"/>
-        </w:rPr>
-        <w:t xml:space="preserve">
-</w:t>
-      </w:r>
-      <w:r>
-        <w:rPr>
-          <w:rFonts w:ascii="Aptos" w:cs="Aptos" w:eastAsia="Aptos" w:hAnsi="Aptos"/>
-          <w:color w:val="000000"/>
-          <w:sz w:val="24"/>
-          <w:szCs w:val="24"/>
-          <w:rtl w:val="false"/>
-        </w:rPr>
-        <w:t xml:space="preserve">National Technical University, Kharkiv, Ukraine</w:t>
-      </w:r>
-      <w:r>
-        <w:rPr>
-          <w:rFonts w:ascii="Aptos" w:cs="Aptos" w:eastAsia="Aptos" w:hAnsi="Aptos"/>
-          <w:color w:val="000000"/>
-          <w:sz w:val="24"/>
-          <w:szCs w:val="24"/>
-          <w:rtl w:val="false"/>
-        </w:rPr>
-        <w:t xml:space="preserve">
-</w:t>
-      </w:r>
-      <w:r>
-        <w:rPr>
-          <w:rFonts w:ascii="Aptos" w:cs="Aptos" w:eastAsia="Aptos" w:hAnsi="Aptos"/>
-          <w:color w:val="000000"/>
-          <w:sz w:val="24"/>
-          <w:szCs w:val="24"/>
-          <w:rtl w:val="false"/>
-        </w:rPr>
-        <w:t xml:space="preserve">2003 - 2008</w:t>
-      </w:r>
-    </w:p>
-    <w:p>
-      <w:pPr>
-        <w:pStyle w:val="2"/>
-        <w:pStyle w:val="Heading2"/>
-        <w:bidi w:val="false"/>
-        <w:spacing w:after="120" w:before="240"/>
-      </w:pPr>
-      <w:bookmarkStart w:name="_Toc_Languages_14" w:id="1"/>
+      <w:bookmarkStart w:name="_Toc_Languages_11" w:id="1"/>
       <w:r>
         <w:rPr>
           <w:rFonts w:ascii="Aptos" w:cs="Aptos" w:eastAsia="Aptos" w:hAnsi="Aptos"/>
